--- a/data/revised_2026-10_full/tracked/v2/Maths/SS3.3_Vectors_I/Mathematics_Vectors_I_FinalExplanation_TRACKED.docx
+++ b/data/revised_2026-10_full/tracked/v2/Maths/SS3.3_Vectors_I/Mathematics_Vectors_I_FinalExplanation_TRACKED.docx
@@ -531,7 +531,7 @@
               </w:rPr>
               <w:t xml:space="preserve">(a) Name two quantities from the ferry story. Say which is a scalar and which is a vector, and explain how you decided. (b) Give one more example of a scalar and one more example of a vector from Kenyan life (for example Kericho, Mombasa or a matatu trip from Nairobi to Nakuru). (c) The captain said, 'My engine pointed at Mbita, so I should have arrived at Mbita.' Using the words scalar and vector, explain what </w:t>
             </w:r>
-            <w:del w:id="9001" w:author="Claude (AI) - proposed" w:date="2026-10-15T12:58:24Z">
+            <w:del w:id="9001" w:author="Claude (AI) - proposed" w:date="2026-10-18T00:31:33Z">
               <w:r>
                 <w:rPr>
                   <w:rFonts w:ascii="Arial" w:cs="Arial" w:eastAsia="Arial" w:hAnsi="Arial"/>
@@ -546,7 +546,7 @@
                 <w:delText xml:space="preserve">the captain forgot</w:delText>
               </w:r>
             </w:del>
-            <w:ins w:id="9002" w:author="Claude (AI) - proposed" w:date="2026-10-15T12:58:24Z">
+            <w:ins w:id="9002" w:author="Claude (AI) - proposed" w:date="2026-10-18T00:31:33Z">
               <w:r>
                 <w:rPr>
                   <w:rFonts w:ascii="Arial" w:cs="Arial" w:eastAsia="Arial" w:hAnsi="Arial"/>
@@ -707,7 +707,7 @@
               </w:rPr>
               <w:t xml:space="preserve">(a) Write the engine thrust and the lake current as column vectors, using east as the positive horizontal direction and north as the positive vertical direction. (b) Write the position vector of Mbita relative to Kisumu port (the origin) for the captain's intended journey of 60 km east. (c) Add the engine and current column vectors to find the resultant vector. (d) Describe how you would show this addition using the triangle law, and say how the parallelogram law gives the same result. (e) Explain why the resultant vector has a negative bottom entry.</w:t>
             </w:r>
-            <w:ins w:id="9003" w:author="Claude (AI) - proposed" w:date="2026-10-15T12:58:24Z">
+            <w:ins w:id="9003" w:author="Claude (AI) - proposed" w:date="2026-10-18T00:31:33Z">
               <w:r>
                 <w:rPr>
                   <w:rFonts w:ascii="Arial" w:cs="Arial" w:eastAsia="Arial" w:hAnsi="Arial"/>
@@ -855,7 +855,7 @@
               </w:rPr>
               <w:t xml:space="preserve">(a) Calculate the magnitude of the resultant vector. Show the formula you use and give your answer to 1 decimal place. (b) Calculate the angle between the resultant path and due east, and state it in words such as 'south of east'. (c) The ferry needs 3 hours to cover 60 km at its engine speed of 20 km/h. Calculate how far south the current pushes it in that time. (d) A classmate says: 'The ferry's speed over the lake is 20 + 8 = 28 km/h.' Explain why this is wrong.</w:t>
             </w:r>
-            <w:ins w:id="9004" w:author="Claude (AI) - proposed" w:date="2026-10-15T12:58:24Z">
+            <w:ins w:id="9004" w:author="Claude (AI) - proposed" w:date="2026-10-18T00:31:33Z">
               <w:r>
                 <w:rPr>
                   <w:rFonts w:ascii="Arial" w:cs="Arial" w:eastAsia="Arial" w:hAnsi="Arial"/>
@@ -1003,7 +1003,7 @@
               </w:rPr>
               <w:t xml:space="preserve">(a) Suppose a ferry has landed at a wrong point L and needs to reach the intended point M. Explain in words how you find the correction vector from L to M using position vectors. (b) Explain what the negative of a vector is, and what you get when you add a vector to its negative. (c) The captain wants to keep the engine speed at 20 km/h but </w:t>
             </w:r>
-            <w:del w:id="9005" w:author="Claude (AI) - proposed" w:date="2026-10-15T12:58:24Z">
+            <w:del w:id="9005" w:author="Claude (AI) - proposed" w:date="2026-10-18T00:31:33Z">
               <w:r>
                 <w:rPr>
                   <w:rFonts w:ascii="Arial" w:cs="Arial" w:eastAsia="Arial" w:hAnsi="Arial"/>
@@ -1018,7 +1018,7 @@
                 <w:delText xml:space="preserve">tilt the heading north of east so that the northward part of</w:delText>
               </w:r>
             </w:del>
-            <w:ins w:id="9006" w:author="Claude (AI) - proposed" w:date="2026-10-15T12:58:24Z">
+            <w:ins w:id="9006" w:author="Claude (AI) - proposed" w:date="2026-10-18T00:31:33Z">
               <w:r>
                 <w:rPr>
                   <w:rFonts w:ascii="Arial" w:cs="Arial" w:eastAsia="Arial" w:hAnsi="Arial"/>
@@ -1046,7 +1046,7 @@
               </w:rPr>
               <w:t xml:space="preserve"> the engine velocity </w:t>
             </w:r>
-            <w:del w:id="9007" w:author="Claude (AI) - proposed" w:date="2026-10-15T12:58:24Z">
+            <w:del w:id="9007" w:author="Claude (AI) - proposed" w:date="2026-10-18T00:31:33Z">
               <w:r>
                 <w:rPr>
                   <w:rFonts w:ascii="Arial" w:cs="Arial" w:eastAsia="Arial" w:hAnsi="Arial"/>
@@ -1061,7 +1061,7 @@
                 <w:delText xml:space="preserve">exactly cancels the southward current</w:delText>
               </w:r>
             </w:del>
-            <w:ins w:id="9008" w:author="Claude (AI) - proposed" w:date="2026-10-15T12:58:24Z">
+            <w:ins w:id="9008" w:author="Claude (AI) - proposed" w:date="2026-10-18T00:31:33Z">
               <w:r>
                 <w:rPr>
                   <w:rFonts w:ascii="Arial" w:cs="Arial" w:eastAsia="Arial" w:hAnsi="Arial"/>
@@ -1089,7 +1089,7 @@
               </w:rPr>
               <w:t xml:space="preserve">. Find the angle north of east for the heading</w:t>
             </w:r>
-            <w:ins w:id="9009" w:author="Claude (AI) - proposed" w:date="2026-10-15T12:58:24Z">
+            <w:ins w:id="9009" w:author="Claude (AI) - proposed" w:date="2026-10-18T00:31:33Z">
               <w:r>
                 <w:rPr>
                   <w:rFonts w:ascii="Arial" w:cs="Arial" w:eastAsia="Arial" w:hAnsi="Arial"/>
@@ -1541,7 +1541,7 @@
               <w:spacing w:after="40" w:before="0"/>
               <w:jc w:val="left"/>
             </w:pPr>
-            <w:ins w:id="9010" w:author="Claude (AI) - proposed" w:date="2026-10-15T12:58:24Z">
+            <w:ins w:id="9010" w:author="Claude (AI) - proposed" w:date="2026-10-18T00:31:33Z">
               <w:r>
                 <w:rPr>
                   <w:rFonts w:ascii="Arial" w:cs="Arial" w:eastAsia="Arial" w:hAnsi="Arial"/>
@@ -1569,7 +1569,7 @@
               </w:rPr>
               <w:t xml:space="preserve">Correctly classifies quantities as scalars or vectors with clear reasons</w:t>
             </w:r>
-            <w:ins w:id="9011" w:author="Claude (AI) - proposed" w:date="2026-10-15T12:58:24Z">
+            <w:ins w:id="9011" w:author="Claude (AI) - proposed" w:date="2026-10-18T00:31:33Z">
               <w:r>
                 <w:rPr>
                   <w:rFonts w:ascii="Arial" w:cs="Arial" w:eastAsia="Arial" w:hAnsi="Arial"/>
@@ -1597,7 +1597,7 @@
               </w:rPr>
               <w:t xml:space="preserve">, and explains fully how </w:t>
             </w:r>
-            <w:del w:id="9012" w:author="Claude (AI) - proposed" w:date="2026-10-15T12:58:24Z">
+            <w:del w:id="9012" w:author="Claude (AI) - proposed" w:date="2026-10-18T00:31:33Z">
               <w:r>
                 <w:rPr>
                   <w:rFonts w:ascii="Arial" w:cs="Arial" w:eastAsia="Arial" w:hAnsi="Arial"/>
@@ -1612,7 +1612,7 @@
                 <w:delText xml:space="preserve">treating velocity as a scalar caused the ferry to miss</w:delText>
               </w:r>
             </w:del>
-            <w:ins w:id="9013" w:author="Claude (AI) - proposed" w:date="2026-10-15T12:58:24Z">
+            <w:ins w:id="9013" w:author="Claude (AI) - proposed" w:date="2026-10-18T00:31:33Z">
               <w:r>
                 <w:rPr>
                   <w:rFonts w:ascii="Arial" w:cs="Arial" w:eastAsia="Arial" w:hAnsi="Arial"/>
@@ -1660,7 +1660,7 @@
               <w:spacing w:after="40" w:before="0"/>
               <w:jc w:val="left"/>
             </w:pPr>
-            <w:ins w:id="9014" w:author="Claude (AI) - proposed" w:date="2026-10-15T12:58:24Z">
+            <w:ins w:id="9014" w:author="Claude (AI) - proposed" w:date="2026-10-18T00:31:33Z">
               <w:r>
                 <w:rPr>
                   <w:rFonts w:ascii="Arial" w:cs="Arial" w:eastAsia="Arial" w:hAnsi="Arial"/>
@@ -1708,7 +1708,7 @@
               <w:spacing w:after="40" w:before="0"/>
               <w:jc w:val="left"/>
             </w:pPr>
-            <w:del w:id="9015" w:author="Claude (AI) - proposed" w:date="2026-10-15T12:58:24Z">
+            <w:del w:id="9015" w:author="Claude (AI) - proposed" w:date="2026-10-18T00:31:33Z">
               <w:r>
                 <w:rPr>
                   <w:rFonts w:ascii="Arial" w:cs="Arial" w:eastAsia="Arial" w:hAnsi="Arial"/>
@@ -1723,7 +1723,7 @@
                 <w:delText xml:space="preserve">Confuses</w:delText>
               </w:r>
             </w:del>
-            <w:ins w:id="9016" w:author="Claude (AI) - proposed" w:date="2026-10-15T12:58:24Z">
+            <w:ins w:id="9016" w:author="Claude (AI) - proposed" w:date="2026-10-18T00:31:33Z">
               <w:r>
                 <w:rPr>
                   <w:rFonts w:ascii="Arial" w:cs="Arial" w:eastAsia="Arial" w:hAnsi="Arial"/>
@@ -1751,7 +1751,7 @@
               </w:rPr>
               <w:t xml:space="preserve"> scalars and vectors</w:t>
             </w:r>
-            <w:del w:id="9017" w:author="Claude (AI) - proposed" w:date="2026-10-15T12:58:24Z">
+            <w:del w:id="9017" w:author="Claude (AI) - proposed" w:date="2026-10-18T00:31:33Z">
               <w:r>
                 <w:rPr>
                   <w:rFonts w:ascii="Arial" w:cs="Arial" w:eastAsia="Arial" w:hAnsi="Arial"/>
@@ -1766,7 +1766,7 @@
                 <w:delText xml:space="preserve"> or does not link</w:delText>
               </w:r>
             </w:del>
-            <w:ins w:id="9018" w:author="Claude (AI) - proposed" w:date="2026-10-15T12:58:24Z">
+            <w:ins w:id="9018" w:author="Claude (AI) - proposed" w:date="2026-10-18T00:31:33Z">
               <w:r>
                 <w:rPr>
                   <w:rFonts w:ascii="Arial" w:cs="Arial" w:eastAsia="Arial" w:hAnsi="Arial"/>
@@ -1794,7 +1794,7 @@
               </w:rPr>
               <w:t xml:space="preserve"> direction to the ferry missing Mbita</w:t>
             </w:r>
-            <w:ins w:id="9019" w:author="Claude (AI) - proposed" w:date="2026-10-15T12:58:24Z">
+            <w:ins w:id="9019" w:author="Claude (AI) - proposed" w:date="2026-10-18T00:31:33Z">
               <w:r>
                 <w:rPr>
                   <w:rFonts w:ascii="Arial" w:cs="Arial" w:eastAsia="Arial" w:hAnsi="Arial"/>
@@ -1877,7 +1877,7 @@
               <w:spacing w:after="40" w:before="0"/>
               <w:jc w:val="left"/>
             </w:pPr>
-            <w:ins w:id="9020" w:author="Claude (AI) - proposed" w:date="2026-10-15T12:58:24Z">
+            <w:ins w:id="9020" w:author="Claude (AI) - proposed" w:date="2026-10-18T00:31:33Z">
               <w:r>
                 <w:rPr>
                   <w:rFonts w:ascii="Arial" w:cs="Arial" w:eastAsia="Arial" w:hAnsi="Arial"/>
@@ -1905,7 +1905,7 @@
               </w:rPr>
               <w:t xml:space="preserve">Writes all column and position vectors with correct signs, adds them accurately, </w:t>
             </w:r>
-            <w:del w:id="9021" w:author="Claude (AI) - proposed" w:date="2026-10-15T12:58:24Z">
+            <w:del w:id="9021" w:author="Claude (AI) - proposed" w:date="2026-10-18T00:31:33Z">
               <w:r>
                 <w:rPr>
                   <w:rFonts w:ascii="Arial" w:cs="Arial" w:eastAsia="Arial" w:hAnsi="Arial"/>
@@ -1933,7 +1933,7 @@
               </w:rPr>
               <w:t xml:space="preserve">explains both triangle and parallelogram laws</w:t>
             </w:r>
-            <w:ins w:id="9022" w:author="Claude (AI) - proposed" w:date="2026-10-15T12:58:24Z">
+            <w:ins w:id="9022" w:author="Claude (AI) - proposed" w:date="2026-10-18T00:31:33Z">
               <w:r>
                 <w:rPr>
                   <w:rFonts w:ascii="Arial" w:cs="Arial" w:eastAsia="Arial" w:hAnsi="Arial"/>
@@ -1981,7 +1981,7 @@
               <w:spacing w:after="40" w:before="0"/>
               <w:jc w:val="left"/>
             </w:pPr>
-            <w:ins w:id="9023" w:author="Claude (AI) - proposed" w:date="2026-10-15T12:58:24Z">
+            <w:ins w:id="9023" w:author="Claude (AI) - proposed" w:date="2026-10-18T00:31:33Z">
               <w:r>
                 <w:rPr>
                   <w:rFonts w:ascii="Arial" w:cs="Arial" w:eastAsia="Arial" w:hAnsi="Arial"/>
@@ -2009,7 +2009,7 @@
               </w:rPr>
               <w:t xml:space="preserve">Writes and adds the column vectors correctly</w:t>
             </w:r>
-            <w:ins w:id="9024" w:author="Claude (AI) - proposed" w:date="2026-10-15T12:58:24Z">
+            <w:ins w:id="9024" w:author="Claude (AI) - proposed" w:date="2026-10-18T00:31:33Z">
               <w:r>
                 <w:rPr>
                   <w:rFonts w:ascii="Arial" w:cs="Arial" w:eastAsia="Arial" w:hAnsi="Arial"/>
@@ -2057,7 +2057,7 @@
               <w:spacing w:after="40" w:before="0"/>
               <w:jc w:val="left"/>
             </w:pPr>
-            <w:ins w:id="9025" w:author="Claude (AI) - proposed" w:date="2026-10-15T12:58:24Z">
+            <w:ins w:id="9025" w:author="Claude (AI) - proposed" w:date="2026-10-18T00:31:33Z">
               <w:r>
                 <w:rPr>
                   <w:rFonts w:ascii="Arial" w:cs="Arial" w:eastAsia="Arial" w:hAnsi="Arial"/>
@@ -2140,7 +2140,7 @@
               <w:spacing w:after="40" w:before="0"/>
               <w:jc w:val="left"/>
             </w:pPr>
-            <w:ins w:id="9026" w:author="Claude (AI) - proposed" w:date="2026-10-15T12:58:24Z">
+            <w:ins w:id="9026" w:author="Claude (AI) - proposed" w:date="2026-10-18T00:31:33Z">
               <w:r>
                 <w:rPr>
                   <w:rFonts w:ascii="Arial" w:cs="Arial" w:eastAsia="Arial" w:hAnsi="Arial"/>
@@ -2168,7 +2168,7 @@
               </w:rPr>
               <w:t xml:space="preserve">Uses Pythagoras and arctan accurately with units and sensible rounding (about 21.5 km/h, 21.8° south of east, 24 km drift, 23.6° correction</w:t>
             </w:r>
-            <w:ins w:id="9027" w:author="Claude (AI) - proposed" w:date="2026-10-15T12:58:24Z">
+            <w:ins w:id="9027" w:author="Claude (AI) - proposed" w:date="2026-10-18T00:31:33Z">
               <w:r>
                 <w:rPr>
                   <w:rFonts w:ascii="Arial" w:cs="Arial" w:eastAsia="Arial" w:hAnsi="Arial"/>
@@ -2216,7 +2216,7 @@
               <w:spacing w:after="40" w:before="0"/>
               <w:jc w:val="left"/>
             </w:pPr>
-            <w:ins w:id="9028" w:author="Claude (AI) - proposed" w:date="2026-10-15T12:58:24Z">
+            <w:ins w:id="9028" w:author="Claude (AI) - proposed" w:date="2026-10-18T00:31:33Z">
               <w:r>
                 <w:rPr>
                   <w:rFonts w:ascii="Arial" w:cs="Arial" w:eastAsia="Arial" w:hAnsi="Arial"/>
@@ -2264,7 +2264,7 @@
               <w:spacing w:after="40" w:before="0"/>
               <w:jc w:val="left"/>
             </w:pPr>
-            <w:del w:id="9029" w:author="Claude (AI) - proposed" w:date="2026-10-15T12:58:24Z">
+            <w:del w:id="9029" w:author="Claude (AI) - proposed" w:date="2026-10-18T00:31:33Z">
               <w:r>
                 <w:rPr>
                   <w:rFonts w:ascii="Arial" w:cs="Arial" w:eastAsia="Arial" w:hAnsi="Arial"/>
@@ -2279,7 +2279,7 @@
                 <w:delText xml:space="preserve">Cannot set</w:delText>
               </w:r>
             </w:del>
-            <w:ins w:id="9030" w:author="Claude (AI) - proposed" w:date="2026-10-15T12:58:24Z">
+            <w:ins w:id="9030" w:author="Claude (AI) - proposed" w:date="2026-10-18T00:31:33Z">
               <w:r>
                 <w:rPr>
                   <w:rFonts w:ascii="Arial" w:cs="Arial" w:eastAsia="Arial" w:hAnsi="Arial"/>
@@ -2307,7 +2307,7 @@
               </w:rPr>
               <w:t xml:space="preserve"> up the right-angled triangle </w:t>
             </w:r>
-            <w:del w:id="9031" w:author="Claude (AI) - proposed" w:date="2026-10-15T12:58:24Z">
+            <w:del w:id="9031" w:author="Claude (AI) - proposed" w:date="2026-10-18T00:31:33Z">
               <w:r>
                 <w:rPr>
                   <w:rFonts w:ascii="Arial" w:cs="Arial" w:eastAsia="Arial" w:hAnsi="Arial"/>
@@ -2322,7 +2322,7 @@
                 <w:delText xml:space="preserve">or</w:delText>
               </w:r>
             </w:del>
-            <w:ins w:id="9032" w:author="Claude (AI) - proposed" w:date="2026-10-15T12:58:24Z">
+            <w:ins w:id="9032" w:author="Claude (AI) - proposed" w:date="2026-10-18T00:31:33Z">
               <w:r>
                 <w:rPr>
                   <w:rFonts w:ascii="Arial" w:cs="Arial" w:eastAsia="Arial" w:hAnsi="Arial"/>
@@ -2350,7 +2350,7 @@
               </w:rPr>
               <w:t xml:space="preserve"> calculate magnitude and angle correctly</w:t>
             </w:r>
-            <w:ins w:id="9033" w:author="Claude (AI) - proposed" w:date="2026-10-15T12:58:24Z">
+            <w:ins w:id="9033" w:author="Claude (AI) - proposed" w:date="2026-10-18T00:31:33Z">
               <w:r>
                 <w:rPr>
                   <w:rFonts w:ascii="Arial" w:cs="Arial" w:eastAsia="Arial" w:hAnsi="Arial"/>
@@ -2413,7 +2413,7 @@
               </w:rPr>
               <w:t xml:space="preserve">Correction</w:t>
             </w:r>
-            <w:del w:id="9034" w:author="Claude (AI) - proposed" w:date="2026-10-15T12:58:24Z">
+            <w:del w:id="9034" w:author="Claude (AI) - proposed" w:date="2026-10-18T00:31:33Z">
               <w:r>
                 <w:rPr>
                   <w:rFonts w:ascii="Arial" w:cs="Arial" w:eastAsia="Arial" w:hAnsi="Arial"/>
@@ -2428,7 +2428,7 @@
                 <w:delText xml:space="preserve"> and scalar multiplication</w:delText>
               </w:r>
             </w:del>
-            <w:ins w:id="9035" w:author="Claude (AI) - proposed" w:date="2026-10-15T12:58:24Z">
+            <w:ins w:id="9035" w:author="Claude (AI) - proposed" w:date="2026-10-18T00:31:33Z">
               <w:r>
                 <w:rPr>
                   <w:rFonts w:ascii="Arial" w:cs="Arial" w:eastAsia="Arial" w:hAnsi="Arial"/>
@@ -2463,7 +2463,7 @@
               <w:spacing w:after="40" w:before="0"/>
               <w:jc w:val="left"/>
             </w:pPr>
-            <w:ins w:id="9036" w:author="Claude (AI) - proposed" w:date="2026-10-15T12:58:24Z">
+            <w:ins w:id="9036" w:author="Claude (AI) - proposed" w:date="2026-10-18T00:31:33Z">
               <w:r>
                 <w:rPr>
                   <w:rFonts w:ascii="Arial" w:cs="Arial" w:eastAsia="Arial" w:hAnsi="Arial"/>
@@ -2491,7 +2491,7 @@
               </w:rPr>
               <w:t xml:space="preserve">Explains subtraction of position vectors, the negative and zero vector, and parallel scalar multiples, and applies them correctly to the corrected heading</w:t>
             </w:r>
-            <w:del w:id="9037" w:author="Claude (AI) - proposed" w:date="2026-10-15T12:58:24Z">
+            <w:del w:id="9037" w:author="Claude (AI) - proposed" w:date="2026-10-18T00:31:33Z">
               <w:r>
                 <w:rPr>
                   <w:rFonts w:ascii="Arial" w:cs="Arial" w:eastAsia="Arial" w:hAnsi="Arial"/>
@@ -2506,7 +2506,7 @@
                 <w:delText xml:space="preserve"> and doubled current</w:delText>
               </w:r>
             </w:del>
-            <w:ins w:id="9038" w:author="Claude (AI) - proposed" w:date="2026-10-15T12:58:24Z">
+            <w:ins w:id="9038" w:author="Claude (AI) - proposed" w:date="2026-10-18T00:31:33Z">
               <w:r>
                 <w:rPr>
                   <w:rFonts w:ascii="Arial" w:cs="Arial" w:eastAsia="Arial" w:hAnsi="Arial"/>
@@ -2554,7 +2554,7 @@
               <w:spacing w:after="40" w:before="0"/>
               <w:jc w:val="left"/>
             </w:pPr>
-            <w:ins w:id="9039" w:author="Claude (AI) - proposed" w:date="2026-10-15T12:58:24Z">
+            <w:ins w:id="9039" w:author="Claude (AI) - proposed" w:date="2026-10-18T00:31:33Z">
               <w:r>
                 <w:rPr>
                   <w:rFonts w:ascii="Arial" w:cs="Arial" w:eastAsia="Arial" w:hAnsi="Arial"/>
@@ -2582,7 +2582,7 @@
               </w:rPr>
               <w:t xml:space="preserve">Applies most of these ideas correctly</w:t>
             </w:r>
-            <w:ins w:id="9040" w:author="Claude (AI) - proposed" w:date="2026-10-15T12:58:24Z">
+            <w:ins w:id="9040" w:author="Claude (AI) - proposed" w:date="2026-10-18T00:31:33Z">
               <w:r>
                 <w:rPr>
                   <w:rFonts w:ascii="Arial" w:cs="Arial" w:eastAsia="Arial" w:hAnsi="Arial"/>
@@ -2630,7 +2630,7 @@
               <w:spacing w:after="40" w:before="0"/>
               <w:jc w:val="left"/>
             </w:pPr>
-            <w:del w:id="9041" w:author="Claude (AI) - proposed" w:date="2026-10-15T12:58:24Z">
+            <w:del w:id="9041" w:author="Claude (AI) - proposed" w:date="2026-10-18T00:31:33Z">
               <w:r>
                 <w:rPr>
                   <w:rFonts w:ascii="Arial" w:cs="Arial" w:eastAsia="Arial" w:hAnsi="Arial"/>
@@ -2645,7 +2645,7 @@
                 <w:delText xml:space="preserve">Does not connect</w:delText>
               </w:r>
             </w:del>
-            <w:ins w:id="9042" w:author="Claude (AI) - proposed" w:date="2026-10-15T12:58:24Z">
+            <w:ins w:id="9042" w:author="Claude (AI) - proposed" w:date="2026-10-18T00:31:33Z">
               <w:r>
                 <w:rPr>
                   <w:rFonts w:ascii="Arial" w:cs="Arial" w:eastAsia="Arial" w:hAnsi="Arial"/>
@@ -2673,7 +2673,7 @@
               </w:rPr>
               <w:t xml:space="preserve"> subtraction or scalar multiplication to correcting the ferry's course</w:t>
             </w:r>
-            <w:ins w:id="9043" w:author="Claude (AI) - proposed" w:date="2026-10-15T12:58:24Z">
+            <w:ins w:id="9043" w:author="Claude (AI) - proposed" w:date="2026-10-18T00:31:33Z">
               <w:r>
                 <w:rPr>
                   <w:rFonts w:ascii="Arial" w:cs="Arial" w:eastAsia="Arial" w:hAnsi="Arial"/>
@@ -2756,7 +2756,7 @@
               <w:spacing w:after="40" w:before="0"/>
               <w:jc w:val="left"/>
             </w:pPr>
-            <w:ins w:id="9044" w:author="Claude (AI) - proposed" w:date="2026-10-15T12:58:24Z">
+            <w:ins w:id="9044" w:author="Claude (AI) - proposed" w:date="2026-10-18T00:31:33Z">
               <w:r>
                 <w:rPr>
                   <w:rFonts w:ascii="Arial" w:cs="Arial" w:eastAsia="Arial" w:hAnsi="Arial"/>
@@ -2804,7 +2804,7 @@
               <w:spacing w:after="40" w:before="0"/>
               <w:jc w:val="left"/>
             </w:pPr>
-            <w:ins w:id="9045" w:author="Claude (AI) - proposed" w:date="2026-10-15T12:58:24Z">
+            <w:ins w:id="9045" w:author="Claude (AI) - proposed" w:date="2026-10-18T00:31:33Z">
               <w:r>
                 <w:rPr>
                   <w:rFonts w:ascii="Arial" w:cs="Arial" w:eastAsia="Arial" w:hAnsi="Arial"/>
@@ -2852,7 +2852,7 @@
               <w:spacing w:after="40" w:before="0"/>
               <w:jc w:val="left"/>
             </w:pPr>
-            <w:ins w:id="9046" w:author="Claude (AI) - proposed" w:date="2026-10-15T12:58:24Z">
+            <w:ins w:id="9046" w:author="Claude (AI) - proposed" w:date="2026-10-18T00:31:33Z">
               <w:r>
                 <w:rPr>
                   <w:rFonts w:ascii="Arial" w:cs="Arial" w:eastAsia="Arial" w:hAnsi="Arial"/>
@@ -3002,7 +3002,7 @@
         </w:rPr>
         <w:t xml:space="preserve">© 2026 SeaVuria and ARES. This work is licensed under a </w:t>
       </w:r>
-      <w:hyperlink w:history="1" r:id="rId3zngg3dyebme4ltply9o9">
+      <w:hyperlink w:history="1" r:id="rId7ktnbsp6e1exst-nrztun">
         <w:r>
           <w:rPr>
             <w:rFonts w:ascii="Arial" w:cs="Arial" w:eastAsia="Arial" w:hAnsi="Arial"/>
@@ -3022,7 +3022,7 @@
         </w:rPr>
         <w:t xml:space="preserve"> (</w:t>
       </w:r>
-      <w:hyperlink w:history="1" r:id="rId5_qxrgrqz_yxaawkjjuwl">
+      <w:hyperlink w:history="1" r:id="rIdhjkw4askdtyqgug39nlng">
         <w:r>
           <w:rPr>
             <w:rFonts w:ascii="Arial" w:cs="Arial" w:eastAsia="Arial" w:hAnsi="Arial"/>
@@ -3042,7 +3042,7 @@
         </w:rPr>
         <w:t xml:space="preserve">). To view a copy of this license, visit </w:t>
       </w:r>
-      <w:hyperlink w:history="1" r:id="rIdsewt-gtp7jc-r2eg-me1n">
+      <w:hyperlink w:history="1" r:id="rIdpno-qul_k0vtb-b_zu8b1">
         <w:r>
           <w:rPr>
             <w:rFonts w:ascii="Arial" w:cs="Arial" w:eastAsia="Arial" w:hAnsi="Arial"/>
